--- a/courts/eighth-circuit/missouri/state/court-of-appeals-western-district/opening-brief/usage/OUTPUT-opening-brief.docx
+++ b/courts/eighth-circuit/missouri/state/court-of-appeals-western-district/opening-brief/usage/OUTPUT-opening-brief.docx
@@ -2978,7 +2978,7 @@
         <w:tab/>
       </w:r>
       <w:r>
-        <w:t xml:space="preserve">43</w:t>
+        <w:t xml:space="preserve">44</w:t>
       </w:r>
     </w:p>
     <w:p>
@@ -5820,7 +5820,7 @@
         <w:tab/>
       </w:r>
       <w:r>
-        <w:t xml:space="preserve">13, 40, 41</w:t>
+        <w:t xml:space="preserve">13, 40, 42</w:t>
       </w:r>
     </w:p>
     <w:p>
@@ -7034,7 +7034,7 @@
         <w:tab/>
       </w:r>
       <w:r>
-        <w:t xml:space="preserve">34</w:t>
+        <w:t xml:space="preserve">35</w:t>
       </w:r>
     </w:p>
     <w:p>
@@ -9258,7 +9258,7 @@
           <w:tab w:val="right" w:leader="dot" w:pos="9360"/>
         </w:tabs>
         <w:spacing w:before="182" w:after="0" w:line="299" w:lineRule="exact"/>
-        <w:ind w:left="720" w:right="2990" w:hanging="720"/>
+        <w:ind w:left="720" w:right="3380" w:hanging="720"/>
       </w:pPr>
       <w:r>
         <w:t xml:space="preserve">RSMo.</w:t>
@@ -9276,7 +9276,7 @@
         <w:tab/>
       </w:r>
       <w:r>
-        <w:t xml:space="preserve">10, 12, 28, 29, 30, 33, 35, 44</w:t>
+        <w:t xml:space="preserve">10, 12, 28, 29, 30, 33, 35, 44, 45</w:t>
       </w:r>
     </w:p>
     <w:p>
@@ -9472,7 +9472,7 @@
         <w:tab/>
       </w:r>
       <w:r>
-        <w:t xml:space="preserve">7, 11, 13, 14, 39, 40, 43</w:t>
+        <w:t xml:space="preserve">7, 11, 13, 14, 39, 40, 44</w:t>
       </w:r>
     </w:p>
     <w:p>
@@ -9552,7 +9552,7 @@
           <w:tab w:val="right" w:leader="dot" w:pos="9360"/>
         </w:tabs>
         <w:spacing w:before="182" w:after="0" w:line="299" w:lineRule="exact"/>
-        <w:ind w:left="720" w:right="2990" w:hanging="720"/>
+        <w:ind w:left="720" w:right="2600" w:hanging="720"/>
       </w:pPr>
       <w:r>
         <w:t xml:space="preserve">Sixth</w:t>
@@ -9582,7 +9582,7 @@
         <w:tab/>
       </w:r>
       <w:r>
-        <w:t xml:space="preserve">12, 28, 31, 32, 33, 34, 37, 44</w:t>
+        <w:t xml:space="preserve">28, 31, 32, 33, 35, 37, 44</w:t>
       </w:r>
     </w:p>
     <w:p>
@@ -10519,13 +10519,7 @@
         <w:t xml:space="preserve"> </w:t>
       </w:r>
       <w:r>
-        <w:t xml:space="preserve">to be constitutional, because the First and Sixth Amendments</w:t>
-      </w:r>
-      <w:r>
-        <w:t xml:space="preserve"> </w:t>
-      </w:r>
-      <w:r>
-        <w:t xml:space="preserve">require open courts and there need not be a record of someone being turned away, in that the State cannot show the closure is narrowly tailored to preserving an essential overriding interest since the State’s rationale for the enforcement hearing itself is the value of public disclosure.</w:t>
+        <w:t xml:space="preserve">to be constitutional, because the First and Sixth Amendments require open courts and there need not be a record of someone being turned away, in that the State cannot show the closure is narrowly tailored to preserving an essential overriding interest since the State’s rationale for the enforcement hearing itself is the value of public disclosure.</w:t>
       </w:r>
     </w:p>
     <w:p>
@@ -13448,7 +13442,7 @@
         <w:t xml:space="preserve">FEC v. Mass. Citizens for Life, Inc. (MCFL)</w:t>
       </w:r>
       <w:r>
-        <w:t xml:space="preserve">, 479 U.S. 238, 255 (1988) (plurality opinion) (“Faced with the need to assume a more sophisticated organizational form, to adopt specific accounting procedures, to file periodic detailed reports . . . it would not be surprising if at least some groups decided that the contemplated political activity was simply not worth it.”)</w:t>
+        <w:t xml:space="preserve">, 479 U.S. 238, 255 (1988) (plurality opinion) (“Faced with the need to assume a more sophisticated organizational form, to adopt specific accounting procedures, to file periodic detailed reports . . . it would not be surprising if at least some groups decided that the contemplated political activity was simply not worth it.”)</w:t>
       </w:r>
     </w:p>
     <w:p>
@@ -13964,7 +13958,7 @@
         <w:pStyle w:val="BodyText"/>
       </w:pPr>
       <w:r>
-        <w:t xml:space="preserve">(It is worth noting too that many of the United States Supreme Court cases cited here addressed federal election laws, which of course govern only candidate and not ballot initiatives. The Court may wish to consider that the State has less interest in any PAC with a record of issue advocacy than a history of candidate advocacy, since there is no danger of quid pro quo corruption of an issue. )</w:t>
+        <w:t xml:space="preserve">(It is worth noting too that many of the United States Supreme Court cases cited here addressed federal election laws, which of course govern only candidate and not ballot initiatives. The Court may wish to consider that the State has less interest in any PAC with a record of issue advocacy than a history of candidate advocacy, since there is no danger of quid pro quo corruption of an issue. )</w:t>
       </w:r>
     </w:p>
     <w:p>
@@ -14002,7 +13996,7 @@
         <w:t xml:space="preserve"> </w:t>
       </w:r>
       <w:r>
-        <w:t xml:space="preserve">context, fit matters. Even when the Court is not applying strict scrutiny, we still require “a fit that is not necessarily perfect, but reasonable; that represents not necessarily the single best disposition but one whose scope is ‘in proportion to the interest served,’ . . . that employs not necessarily the least restrictive means but . . . a means narrowly tailored to achieve the desired objective.</w:t>
+        <w:t xml:space="preserve">context, fit matters. Even when the Court is not applying strict scrutiny, we still require “a fit that is not necessarily perfect, but reasonable; that represents not necessarily the single best disposition but one whose scope is ‘in proportion to the interest served,’ . . . that employs not necessarily the least restrictive means but . . . a means narrowly tailored to achieve the desired objective.</w:t>
       </w:r>
     </w:p>
     <w:p>
@@ -15262,7 +15256,7 @@
         <w:t xml:space="preserve"> </w:t>
       </w:r>
       <w:r>
-        <w:t xml:space="preserve">and .7. Appellants also note that as here when MEC makes a finding of wrongdoing but does not make a referral, the finding of wrongdoing remains a public record and a blot on the alleged wrong-doer’s life and reputation.</w:t>
+        <w:t xml:space="preserve">and .7. Appellants also note that as here when MEC makes a finding of wrongdoing but does not make a referral, the finding of wrongdoing remains a public record and a blot on the alleged wrong-doer’s life and reputation.</w:t>
       </w:r>
     </w:p>
     <w:p>
@@ -15883,7 +15877,7 @@
         <w:pStyle w:val="XdQuote"/>
       </w:pPr>
       <w:r>
-        <w:t xml:space="preserve">‘open examination of witnesses viva voce, in the presence of all mankind, is much more conducive to the clearing up of truth, than the private and secret examination . . . where a witness may frequently depose that in private, which he will be ashamed to testify in a public and solemn tribunal.’ 3 W. Blackstone,</w:t>
+        <w:t xml:space="preserve">‘open examination of witnesses viva voce, in the presence of all mankind, is much more conducive to the clearing up of truth, than the private and secret examination . . . where a witness may frequently depose that in private, which he will be ashamed to testify in a public and solemn tribunal.’ 3 W. Blackstone,</w:t>
       </w:r>
       <w:r>
         <w:t xml:space="preserve"> </w:t>
@@ -18772,7 +18766,7 @@
         <w:t xml:space="preserve"> </w:t>
       </w:r>
       <w:r>
-        <w:t xml:space="preserve">Dictionary, available at http://www.merriam-webster.com/​dictionary/​responsibility (accessed Dec. 21, 2014). The word “responsibility” by contrast does not mean the statutory vestment of particularized legal liability for the failure to do that task, in the absence of particularized statutory vestment of that liability.</w:t>
+        <w:t xml:space="preserve">Dictionary, available at http://​www.​merriam-​webster.​com/​dictionary/​responsibility (accessed Dec. 21, 2014). The word “responsibility” by contrast does not mean the statutory vestment of particularized legal liability for the failure to do that task, in the absence of particularized statutory vestment of that liability.</w:t>
       </w:r>
     </w:p>
     <w:p>
@@ -19593,7 +19587,7 @@
         <w:pStyle w:val="XdTail"/>
       </w:pPr>
       <w:r>
-        <w:t xml:space="preserve">/s/ W. Bevis Schock .</w:t>
+        <w:t xml:space="preserve">/s/ W. Bevis Schock .</w:t>
       </w:r>
       <w:r>
         <w:br/>
@@ -19691,7 +19685,7 @@
         <w:pStyle w:val="XdTail"/>
       </w:pPr>
       <w:r>
-        <w:t xml:space="preserve">/s/ W. Bevis Schock .</w:t>
+        <w:t xml:space="preserve">/s/ W. Bevis Schock .</w:t>
       </w:r>
       <w:r>
         <w:br/>
@@ -20644,6 +20638,7 @@
     <w:unhideWhenUsed/>
     <w:qFormat/>
     <w:pPr>
+      <w:keepLines/>
       <w:spacing w:before="0" w:after="140" w:line="299" w:lineRule="exact"/>
     </w:pPr>
     <w:rPr>
@@ -20894,6 +20889,33 @@
     <w:pPr>
       <w:spacing w:before="0" w:after="0" w:line="299" w:lineRule="exact"/>
       <w:ind w:left="2160" w:hanging="720"/>
+    </w:pPr>
+  </w:style>
+  <w:style w:type="paragraph" w:customStyle="1" w:styleId="XdQuoteList1">
+    <w:name w:val="Xd Quote List 1"/>
+    <w:basedOn w:val="Normal"/>
+    <w:qFormat/>
+    <w:pPr>
+      <w:spacing w:before="0" w:after="0" w:line="299" w:lineRule="exact"/>
+      <w:ind w:left="1440" w:right="720" w:hanging="720"/>
+    </w:pPr>
+  </w:style>
+  <w:style w:type="paragraph" w:customStyle="1" w:styleId="XdQuoteList2">
+    <w:name w:val="Xd Quote List 2"/>
+    <w:basedOn w:val="Normal"/>
+    <w:qFormat/>
+    <w:pPr>
+      <w:spacing w:before="0" w:after="0" w:line="299" w:lineRule="exact"/>
+      <w:ind w:left="2160" w:right="720" w:hanging="720"/>
+    </w:pPr>
+  </w:style>
+  <w:style w:type="paragraph" w:customStyle="1" w:styleId="XdQuoteList3">
+    <w:name w:val="Xd Quote List 3"/>
+    <w:basedOn w:val="Normal"/>
+    <w:qFormat/>
+    <w:pPr>
+      <w:spacing w:before="0" w:after="0" w:line="299" w:lineRule="exact"/>
+      <w:ind w:left="2880" w:right="720" w:hanging="720"/>
     </w:pPr>
   </w:style>
   <w:style w:type="paragraph" w:customStyle="1" w:styleId="XdList1">

--- a/courts/eighth-circuit/missouri/state/court-of-appeals-western-district/opening-brief/usage/OUTPUT-opening-brief.docx
+++ b/courts/eighth-circuit/missouri/state/court-of-appeals-western-district/opening-brief/usage/OUTPUT-opening-brief.docx
@@ -13442,7 +13442,7 @@
         <w:t xml:space="preserve">FEC v. Mass. Citizens for Life, Inc. (MCFL)</w:t>
       </w:r>
       <w:r>
-        <w:t xml:space="preserve">, 479 U.S. 238, 255 (1988) (plurality opinion) (“Faced with the need to assume a more sophisticated organizational form, to adopt specific accounting procedures, to file periodic detailed reports . . . it would not be surprising if at least some groups decided that the contemplated political activity was simply not worth it.”)</w:t>
+        <w:t xml:space="preserve">, 479 U.S. 238, 255 (1988) (plurality opinion) (“Faced with the need to assume a more sophisticated organizational form, to adopt specific accounting procedures, to file periodic detailed reports ⁠. ⁠. ⁠. it would not be surprising if at least some groups decided that the contemplated political activity was simply not worth it.”)</w:t>
       </w:r>
     </w:p>
     <w:p>
@@ -13958,7 +13958,7 @@
         <w:pStyle w:val="BodyText"/>
       </w:pPr>
       <w:r>
-        <w:t xml:space="preserve">(It is worth noting too that many of the United States Supreme Court cases cited here addressed federal election laws, which of course govern only candidate and not ballot initiatives. The Court may wish to consider that the State has less interest in any PAC with a record of issue advocacy than a history of candidate advocacy, since there is no danger of quid pro quo corruption of an issue. )</w:t>
+        <w:t xml:space="preserve">(It is worth noting too that many of the United States Supreme Court cases cited here addressed federal election laws, which of course govern only candidate and not ballot initiatives. The Court may wish to consider that the State has less interest in any PAC with a record of issue advocacy than a history of candidate advocacy, since there is no danger of quid pro quo corruption of an issue. ⁠)</w:t>
       </w:r>
     </w:p>
     <w:p>
@@ -13996,7 +13996,7 @@
         <w:t xml:space="preserve"> </w:t>
       </w:r>
       <w:r>
-        <w:t xml:space="preserve">context, fit matters. Even when the Court is not applying strict scrutiny, we still require “a fit that is not necessarily perfect, but reasonable; that represents not necessarily the single best disposition but one whose scope is ‘in proportion to the interest served,’ . . . that employs not necessarily the least restrictive means but . . . a means narrowly tailored to achieve the desired objective.</w:t>
+        <w:t xml:space="preserve">context, fit matters. Even when the Court is not applying strict scrutiny, we still require “a fit that is not necessarily perfect, but reasonable; that represents not necessarily the single best disposition but one whose scope is ‘in proportion to the interest served,’ ⁠. ⁠. ⁠. that employs not necessarily the least restrictive means but ⁠. ⁠. ⁠. a means narrowly tailored to achieve the desired objective.</w:t>
       </w:r>
     </w:p>
     <w:p>
@@ -15256,7 +15256,7 @@
         <w:t xml:space="preserve"> </w:t>
       </w:r>
       <w:r>
-        <w:t xml:space="preserve">and .7. Appellants also note that as here when MEC makes a finding of wrongdoing but does not make a referral, the finding of wrongdoing remains a public record and a blot on the alleged wrong-doer’s life and reputation.</w:t>
+        <w:t xml:space="preserve">and ⁠.7. Appellants also note that as here when MEC makes a finding of wrongdoing but does not make a referral, the finding of wrongdoing remains a public record and a blot on the alleged wrong-doer’s life and reputation.</w:t>
       </w:r>
     </w:p>
     <w:p>
@@ -15877,7 +15877,7 @@
         <w:pStyle w:val="XdQuote"/>
       </w:pPr>
       <w:r>
-        <w:t xml:space="preserve">‘open examination of witnesses viva voce, in the presence of all mankind, is much more conducive to the clearing up of truth, than the private and secret examination . . . where a witness may frequently depose that in private, which he will be ashamed to testify in a public and solemn tribunal.’ 3 W. Blackstone,</w:t>
+        <w:t xml:space="preserve">‘open examination of witnesses viva voce, in the presence of all mankind, is much more conducive to the clearing up of truth, than the private and secret examination ⁠. ⁠. ⁠. where a witness may frequently depose that in private, which he will be ashamed to testify in a public and solemn tribunal.’ 3 W. Blackstone,</w:t>
       </w:r>
       <w:r>
         <w:t xml:space="preserve"> </w:t>
@@ -19587,7 +19587,7 @@
         <w:pStyle w:val="XdTail"/>
       </w:pPr>
       <w:r>
-        <w:t xml:space="preserve">/s/ W. Bevis Schock .</w:t>
+        <w:t xml:space="preserve">/s/ W. Bevis Schock ⁠.</w:t>
       </w:r>
       <w:r>
         <w:br/>
@@ -19685,7 +19685,7 @@
         <w:pStyle w:val="XdTail"/>
       </w:pPr>
       <w:r>
-        <w:t xml:space="preserve">/s/ W. Bevis Schock .</w:t>
+        <w:t xml:space="preserve">/s/ W. Bevis Schock ⁠.</w:t>
       </w:r>
       <w:r>
         <w:br/>

--- a/courts/eighth-circuit/missouri/state/court-of-appeals-western-district/opening-brief/usage/OUTPUT-opening-brief.docx
+++ b/courts/eighth-circuit/missouri/state/court-of-appeals-western-district/opening-brief/usage/OUTPUT-opening-brief.docx
@@ -165,9 +165,7 @@
         <w:t xml:space="preserve"> </w:t>
       </w:r>
       <w:r>
-        <w:t xml:space="preserve">12</w:t>
-        <w:noBreakHyphen/>
-        <w:t xml:space="preserve">2243</w:t>
+        <w:t xml:space="preserve">12-⁠2243</w:t>
       </w:r>
       <w:r>
         <w:t xml:space="preserve"> </w:t>
@@ -711,11 +709,7 @@
               <w:t xml:space="preserve"> </w:t>
             </w:r>
             <w:r>
-              <w:t xml:space="preserve">314</w:t>
-              <w:noBreakHyphen/>
-              <w:t xml:space="preserve">721</w:t>
-              <w:noBreakHyphen/>
-              <w:t xml:space="preserve">1698</w:t>
+              <w:t xml:space="preserve">314-⁠721-⁠1698</w:t>
             </w:r>
           </w:p>
           <w:p>
@@ -731,11 +725,7 @@
               <w:t xml:space="preserve"> </w:t>
             </w:r>
             <w:r>
-              <w:t xml:space="preserve">314</w:t>
-              <w:noBreakHyphen/>
-              <w:t xml:space="preserve">726</w:t>
-              <w:noBreakHyphen/>
-              <w:t xml:space="preserve">2322</w:t>
+              <w:t xml:space="preserve">314-⁠726-⁠2322</w:t>
             </w:r>
           </w:p>
         </w:tc>
@@ -859,9 +849,7 @@
               <w:t xml:space="preserve"> </w:t>
             </w:r>
             <w:r>
-              <w:t xml:space="preserve">63105</w:t>
-              <w:noBreakHyphen/>
-              <w:t xml:space="preserve">1941</w:t>
+              <w:t xml:space="preserve">63105-⁠1941</w:t>
             </w:r>
           </w:p>
           <w:p>
@@ -887,11 +875,7 @@
               <w:t xml:space="preserve"> </w:t>
             </w:r>
             <w:r>
-              <w:t xml:space="preserve">314</w:t>
-              <w:noBreakHyphen/>
-              <w:t xml:space="preserve">727</w:t>
-              <w:noBreakHyphen/>
-              <w:t xml:space="preserve">4473</w:t>
+              <w:t xml:space="preserve">314-⁠727-⁠4473</w:t>
             </w:r>
           </w:p>
           <w:p>
@@ -907,11 +891,7 @@
               <w:t xml:space="preserve"> </w:t>
             </w:r>
             <w:r>
-              <w:t xml:space="preserve">314</w:t>
-              <w:noBreakHyphen/>
-              <w:t xml:space="preserve">809</w:t>
-              <w:noBreakHyphen/>
-              <w:t xml:space="preserve">2343</w:t>
+              <w:t xml:space="preserve">314-⁠809-⁠2343</w:t>
             </w:r>
           </w:p>
         </w:tc>
@@ -4633,11 +4613,7 @@
         <w:t xml:space="preserve"> </w:t>
       </w:r>
       <w:r>
-        <w:t xml:space="preserve">CV</w:t>
-        <w:noBreakHyphen/>
-        <w:t xml:space="preserve">11</w:t>
-        <w:noBreakHyphen/>
-        <w:t xml:space="preserve">02097-PHX-JAT,</w:t>
+        <w:t xml:space="preserve">CV-⁠11-⁠02097-PHX-JAT,</w:t>
       </w:r>
       <w:r>
         <w:t xml:space="preserve"> </w:t>
@@ -6175,9 +6151,7 @@
         <w:t xml:space="preserve"> </w:t>
       </w:r>
       <w:r>
-        <w:t xml:space="preserve">2:10-CV</w:t>
-        <w:noBreakHyphen/>
-        <w:t xml:space="preserve">04036-NKL2010,</w:t>
+        <w:t xml:space="preserve">2:10-CV-⁠04036-NKL2010,</w:t>
       </w:r>
       <w:r>
         <w:t xml:space="preserve"> </w:t>
@@ -7451,9 +7425,7 @@
         <w:t xml:space="preserve"> </w:t>
       </w:r>
       <w:r>
-        <w:t xml:space="preserve">13</w:t>
-        <w:noBreakHyphen/>
-        <w:t xml:space="preserve">1166</w:t>
+        <w:t xml:space="preserve">13-⁠1166</w:t>
       </w:r>
       <w:r>
         <w:t xml:space="preserve"> </w:t>
@@ -9091,9 +9063,7 @@
         <w:t xml:space="preserve"> </w:t>
       </w:r>
       <w:r>
-        <w:t xml:space="preserve">14</w:t>
-        <w:noBreakHyphen/>
-        <w:t xml:space="preserve">29</w:t>
+        <w:t xml:space="preserve">14-⁠29</w:t>
       </w:r>
       <w:r>
         <w:t xml:space="preserve"> </w:t>
@@ -9960,13 +9930,7 @@
         <w:t xml:space="preserve"> </w:t>
       </w:r>
       <w:r>
-        <w:t xml:space="preserve">The AHC affirmed the MEC on summary decision. L.F. 549</w:t>
-      </w:r>
-      <w:r>
-        <w:noBreakHyphen/>
-      </w:r>
-      <w:r>
-        <w:t xml:space="preserve">559.</w:t>
+        <w:t xml:space="preserve">The AHC affirmed the MEC on summary decision. L.F. 549-⁠559.</w:t>
       </w:r>
     </w:p>
     <w:p>
@@ -10006,13 +9970,7 @@
         <w:t xml:space="preserve"> </w:t>
       </w:r>
       <w:r>
-        <w:t xml:space="preserve">L.F. 717</w:t>
-      </w:r>
-      <w:r>
-        <w:noBreakHyphen/>
-      </w:r>
-      <w:r>
-        <w:t xml:space="preserve">721.</w:t>
+        <w:t xml:space="preserve">L.F. 717-⁠721.</w:t>
       </w:r>
     </w:p>
     <w:p>
@@ -10088,43 +10046,7 @@
         <w:pStyle w:val="BodyText"/>
       </w:pPr>
       <w:r>
-        <w:t xml:space="preserve">In 1991 Gerald Geier and other individuals formed a Missouri continuing committee (now considered a Missouri political action committee or “PAC”) named Stop Now! to engage in independent issue advocacy to oppose Kansas City area ballot initiatives that would raise taxes, L.F. 111</w:t>
-      </w:r>
-      <w:r>
-        <w:noBreakHyphen/>
-      </w:r>
-      <w:r>
-        <w:t xml:space="preserve">113. Geier served as Treasurer of the PAC at all relevant times. L.F. 4, 47, 111</w:t>
-      </w:r>
-      <w:r>
-        <w:noBreakHyphen/>
-      </w:r>
-      <w:r>
-        <w:t xml:space="preserve">113. Geier has been a Missouri-licensed certified public accountant at all relevant times. L.F. 160</w:t>
-      </w:r>
-      <w:r>
-        <w:noBreakHyphen/>
-      </w:r>
-      <w:r>
-        <w:t xml:space="preserve">161. By 1999 Stop Now! was slowing down in its activity, L.F. 349</w:t>
-      </w:r>
-      <w:r>
-        <w:noBreakHyphen/>
-      </w:r>
-      <w:r>
-        <w:t xml:space="preserve">350, and by 2002 Stop Now! had a small bank balance but had ceased both receiving contributions and spending funds, L.F. 349</w:t>
-      </w:r>
-      <w:r>
-        <w:noBreakHyphen/>
-      </w:r>
-      <w:r>
-        <w:t xml:space="preserve">350. In 2004 or 2006 Stop Now!’s routine bank fees had depleted the bank account to zero and the bank closed the account, L.F. 48, 128</w:t>
-      </w:r>
-      <w:r>
-        <w:noBreakHyphen/>
-      </w:r>
-      <w:r>
-        <w:t xml:space="preserve">133.</w:t>
+        <w:t xml:space="preserve">In 1991 Gerald Geier and other individuals formed a Missouri continuing committee (now considered a Missouri political action committee or “PAC”) named Stop Now! to engage in independent issue advocacy to oppose Kansas City area ballot initiatives that would raise taxes, L.F. 111-⁠113. Geier served as Treasurer of the PAC at all relevant times. L.F. 4, 47, 111-⁠113. Geier has been a Missouri-licensed certified public accountant at all relevant times. L.F. 160-⁠161. By 1999 Stop Now! was slowing down in its activity, L.F. 349-⁠350, and by 2002 Stop Now! had a small bank balance but had ceased both receiving contributions and spending funds, L.F. 349-⁠350. In 2004 or 2006 Stop Now!’s routine bank fees had depleted the bank account to zero and the bank closed the account, L.F. 48, 128-⁠133.</w:t>
       </w:r>
     </w:p>
     <w:p>
@@ -10132,13 +10054,7 @@
         <w:pStyle w:val="BodyText"/>
       </w:pPr>
       <w:r>
-        <w:t xml:space="preserve">For the next several years someone (not Geier) on behalf of Stop Now! filed quarterly reports titled “Committee Statements of Limited Activity”, showing that Stop Now! had no money and was engaging in no activity. Such reports are for Committees whose activity has been less than $500, L.F. 117</w:t>
-      </w:r>
-      <w:r>
-        <w:noBreakHyphen/>
-      </w:r>
-      <w:r>
-        <w:t xml:space="preserve">119. At some point in 2010 those filings ceased. Geier received a notice in April 2011 stating that reports as to inactivity had to be filed. L.F. 209. Admittedly he did not at that point file a “Termination Report”, the form used to formally end the existence of a PAC.</w:t>
+        <w:t xml:space="preserve">For the next several years someone (not Geier) on behalf of Stop Now! filed quarterly reports titled “Committee Statements of Limited Activity”, showing that Stop Now! had no money and was engaging in no activity. Such reports are for Committees whose activity has been less than $500, L.F. 117-⁠119. At some point in 2010 those filings ceased. Geier received a notice in April 2011 stating that reports as to inactivity had to be filed. L.F. 209. Admittedly he did not at that point file a “Termination Report”, the form used to formally end the existence of a PAC.</w:t>
       </w:r>
     </w:p>
     <w:p>
@@ -10146,13 +10062,7 @@
         <w:pStyle w:val="BodyText"/>
       </w:pPr>
       <w:r>
-        <w:t xml:space="preserve">Starting around April 18, 2011 Respondent the Missouri Ethics Commission sent letters to Geier stating that a quarterly report due April 2011 had not been received, and threatening fines up to $3,000, L.F. 52, as well as late fees of $50 per day, L.F. 56. MEC also threatened to disqualify Geier from running for public office while such reports went unfiled and fines unpaid. L.F. 52. The correspondence, in the form of letters and emails, continued monthly or so through September 2011. L.F. 52</w:t>
-      </w:r>
-      <w:r>
-        <w:noBreakHyphen/>
-      </w:r>
-      <w:r>
-        <w:t xml:space="preserve">59. At that time, MEC announced it was investigating Geier for failure to file reports. L.F. 60.</w:t>
+        <w:t xml:space="preserve">Starting around April 18, 2011 Respondent the Missouri Ethics Commission sent letters to Geier stating that a quarterly report due April 2011 had not been received, and threatening fines up to $3,000, L.F. 52, as well as late fees of $50 per day, L.F. 56. MEC also threatened to disqualify Geier from running for public office while such reports went unfiled and fines unpaid. L.F. 52. The correspondence, in the form of letters and emails, continued monthly or so through September 2011. L.F. 52-⁠59. At that time, MEC announced it was investigating Geier for failure to file reports. L.F. 60.</w:t>
       </w:r>
     </w:p>
     <w:p>
@@ -10160,19 +10070,7 @@
         <w:pStyle w:val="BodyText"/>
       </w:pPr>
       <w:r>
-        <w:t xml:space="preserve">On January 13, 2012 Geier on behalf of Stop Now! filed quarterly reports for each of April, July and October 2011. Each report stated that the PAC had had no income or expenditures. The reports were on the routine forms for “Committee Statements of Limited Activity”, L.F. 117</w:t>
-      </w:r>
-      <w:r>
-        <w:noBreakHyphen/>
-      </w:r>
-      <w:r>
-        <w:t xml:space="preserve">119. At the same time Geier filed a form which formally terminated the PAC. L.F. 120</w:t>
-      </w:r>
-      <w:r>
-        <w:noBreakHyphen/>
-      </w:r>
-      <w:r>
-        <w:t xml:space="preserve">124.</w:t>
+        <w:t xml:space="preserve">On January 13, 2012 Geier on behalf of Stop Now! filed quarterly reports for each of April, July and October 2011. Each report stated that the PAC had had no income or expenditures. The reports were on the routine forms for “Committee Statements of Limited Activity”, L.F. 117-⁠119. At the same time Geier filed a form which formally terminated the PAC. L.F. 120-⁠124.</w:t>
       </w:r>
     </w:p>
     <w:p>
@@ -10180,13 +10078,7 @@
         <w:pStyle w:val="BodyText"/>
       </w:pPr>
       <w:r>
-        <w:t xml:space="preserve">On April 2, 2012 the Missouri Ethics Commission brought a formal enforcement action alleging that Geier and Stop Now! failed to file certain limited activity reports required by Missouri’s campaign finance statutes as to their total inactivity from October 2010 through June 2011, L.F. 21</w:t>
-      </w:r>
-      <w:r>
-        <w:noBreakHyphen/>
-      </w:r>
-      <w:r>
-        <w:t xml:space="preserve">24. Particularly, MEC alleged violations of RSMo. 130.046.1</w:t>
+        <w:t xml:space="preserve">On April 2, 2012 the Missouri Ethics Commission brought a formal enforcement action alleging that Geier and Stop Now! failed to file certain limited activity reports required by Missouri’s campaign finance statutes as to their total inactivity from October 2010 through June 2011, L.F. 21-⁠24. Particularly, MEC alleged violations of RSMo. 130.046.1</w:t>
       </w:r>
       <w:r>
         <w:t xml:space="preserve"> </w:t>
@@ -10204,19 +10096,7 @@
         <w:t xml:space="preserve"> </w:t>
       </w:r>
       <w:r>
-        <w:t xml:space="preserve">[amending the statement of organization if the bank account is closed]. MEC sought significant fines that appear to have varied throughout the enforcement process; at the hearing itself, MEC sought $1,000, L.F. 201</w:t>
-      </w:r>
-      <w:r>
-        <w:noBreakHyphen/>
-      </w:r>
-      <w:r>
-        <w:t xml:space="preserve">202, but did not preclude itself from seeking additional penalties, L.F. 212</w:t>
-      </w:r>
-      <w:r>
-        <w:noBreakHyphen/>
-      </w:r>
-      <w:r>
-        <w:t xml:space="preserve">213. On December 7, 2012, three days after a December 4, 2012 hearing MEC found probable cause that Geier and Stop Now! had violated those statutes, albeit that the violations were not knowingly made, L.F. 24.</w:t>
+        <w:t xml:space="preserve">[amending the statement of organization if the bank account is closed]. MEC sought significant fines that appear to have varied throughout the enforcement process; at the hearing itself, MEC sought $1,000, L.F. 201-⁠202, but did not preclude itself from seeking additional penalties, L.F. 212-⁠213. On December 7, 2012, three days after a December 4, 2012 hearing MEC found probable cause that Geier and Stop Now! had violated those statutes, albeit that the violations were not knowingly made, L.F. 24.</w:t>
       </w:r>
     </w:p>
     <w:p>
@@ -10230,13 +10110,7 @@
         <w:t xml:space="preserve"> </w:t>
       </w:r>
       <w:r>
-        <w:t xml:space="preserve">but over Appellants’ timely objection. L.F. 174</w:t>
-      </w:r>
-      <w:r>
-        <w:noBreakHyphen/>
-      </w:r>
-      <w:r>
-        <w:t xml:space="preserve">175.</w:t>
+        <w:t xml:space="preserve">but over Appellants’ timely objection. L.F. 174-⁠175.</w:t>
       </w:r>
     </w:p>
     <w:p>
@@ -10260,13 +10134,7 @@
         <w:pStyle w:val="BodyText"/>
       </w:pPr>
       <w:r>
-        <w:t xml:space="preserve">Geier swore an Affidavit that he feared harm to his personal and professional reputations, that he was incurring attorney’s fees, and that the MEC enforcement made him fear the cost and burden of engaging in future political speech and advocacy. L.F. 160</w:t>
-      </w:r>
-      <w:r>
-        <w:noBreakHyphen/>
-      </w:r>
-      <w:r>
-        <w:t xml:space="preserve">161.</w:t>
+        <w:t xml:space="preserve">Geier swore an Affidavit that he feared harm to his personal and professional reputations, that he was incurring attorney’s fees, and that the MEC enforcement made him fear the cost and burden of engaging in future political speech and advocacy. L.F. 160-⁠161.</w:t>
       </w:r>
     </w:p>
     <w:p>
@@ -10274,19 +10142,7 @@
         <w:pStyle w:val="BodyText"/>
       </w:pPr>
       <w:r>
-        <w:t xml:space="preserve">The parties filed cross-motions for summary decision, L.F. 67</w:t>
-      </w:r>
-      <w:r>
-        <w:noBreakHyphen/>
-      </w:r>
-      <w:r>
-        <w:t xml:space="preserve">548, and the AHC entered summary decision for MEC. L.F. 549</w:t>
-      </w:r>
-      <w:r>
-        <w:noBreakHyphen/>
-      </w:r>
-      <w:r>
-        <w:t xml:space="preserve">559.</w:t>
+        <w:t xml:space="preserve">The parties filed cross-motions for summary decision, L.F. 67-⁠548, and the AHC entered summary decision for MEC. L.F. 549-⁠559.</w:t>
       </w:r>
     </w:p>
     <w:p>
@@ -10314,13 +10170,7 @@
         <w:t xml:space="preserve"> </w:t>
       </w:r>
       <w:r>
-        <w:t xml:space="preserve">for attorney’s fees and costs. L.F. 655</w:t>
-      </w:r>
-      <w:r>
-        <w:noBreakHyphen/>
-      </w:r>
-      <w:r>
-        <w:t xml:space="preserve">674.</w:t>
+        <w:t xml:space="preserve">for attorney’s fees and costs. L.F. 655-⁠674.</w:t>
       </w:r>
     </w:p>
     <w:p>
@@ -10328,25 +10178,7 @@
         <w:pStyle w:val="BodyText"/>
       </w:pPr>
       <w:r>
-        <w:t xml:space="preserve">After cross-motions for summary judgment, L.F. 567</w:t>
-      </w:r>
-      <w:r>
-        <w:noBreakHyphen/>
-      </w:r>
-      <w:r>
-        <w:t xml:space="preserve">654, 675</w:t>
-      </w:r>
-      <w:r>
-        <w:noBreakHyphen/>
-      </w:r>
-      <w:r>
-        <w:t xml:space="preserve">699, the Circuit Court granted summary judgment in favor of Respondents and against Appellants on all claims. L.F. 700</w:t>
-      </w:r>
-      <w:r>
-        <w:noBreakHyphen/>
-      </w:r>
-      <w:r>
-        <w:t xml:space="preserve">716.</w:t>
+        <w:t xml:space="preserve">After cross-motions for summary judgment, L.F. 567-⁠654, 675-⁠699, the Circuit Court granted summary judgment in favor of Respondents and against Appellants on all claims. L.F. 700-⁠716.</w:t>
       </w:r>
     </w:p>
     <w:p>
@@ -11085,13 +10917,7 @@
         <w:t xml:space="preserve">v. U.S.</w:t>
       </w:r>
       <w:r>
-        <w:t xml:space="preserve">, 574 U.S. __, No. 14</w:t>
-      </w:r>
-      <w:r>
-        <w:noBreakHyphen/>
-      </w:r>
-      <w:r>
-        <w:t xml:space="preserve">29 (Nov. 10, 2014) (statement of Scalia, J. denying writ of certiorari) (a court owes no deference to an executive agency’s interpretation of a law that contemplates both criminal and administrative enforcement since “legislatures, not executive officers, define crimes”).</w:t>
+        <w:t xml:space="preserve">, 574 U.S. __, No. 14-⁠29 (Nov. 10, 2014) (statement of Scalia, J. denying writ of certiorari) (a court owes no deference to an executive agency’s interpretation of a law that contemplates both criminal and administrative enforcement since “legislatures, not executive officers, define crimes”).</w:t>
       </w:r>
     </w:p>
     <w:p>
@@ -11226,13 +11052,7 @@
         <w:t xml:space="preserve">Fraternal Order of Police, Lodge 15 v. City of Chesterfield</w:t>
       </w:r>
       <w:r>
-        <w:t xml:space="preserve">, 386 S.W.3d 755, 764</w:t>
-      </w:r>
-      <w:r>
-        <w:noBreakHyphen/>
-      </w:r>
-      <w:r>
-        <w:t xml:space="preserve">65 (Mo. 2012).</w:t>
+        <w:t xml:space="preserve">, 386 S.W.3d 755, 764-⁠65 (Mo. 2012).</w:t>
       </w:r>
     </w:p>
     <w:p>
@@ -12265,19 +12085,7 @@
         <w:pStyle w:val="BodyText"/>
       </w:pPr>
       <w:r>
-        <w:t xml:space="preserve">The record is undisputed that Stop Now! engaged in no speech since 2002, L.F. 349</w:t>
-      </w:r>
-      <w:r>
-        <w:noBreakHyphen/>
-      </w:r>
-      <w:r>
-        <w:t xml:space="preserve">350, and that Stop Now!’s bank account was closed by the bank in 2006, L.F. 128</w:t>
-      </w:r>
-      <w:r>
-        <w:noBreakHyphen/>
-      </w:r>
-      <w:r>
-        <w:t xml:space="preserve">133. Further, the PAC engaged only in issue advocacy, particularly opposing tax increases in the Kansas City area, but did not endorse or oppose candidates (with an exception in 1995 when the PAC endorsed or opposed candidates based on their position on the issue of tax increases, L.F. 593).</w:t>
+        <w:t xml:space="preserve">The record is undisputed that Stop Now! engaged in no speech since 2002, L.F. 349-⁠350, and that Stop Now!’s bank account was closed by the bank in 2006, L.F. 128-⁠133. Further, the PAC engaged only in issue advocacy, particularly opposing tax increases in the Kansas City area, but did not endorse or oppose candidates (with an exception in 1995 when the PAC endorsed or opposed candidates based on their position on the issue of tax increases, L.F. 593).</w:t>
       </w:r>
     </w:p>
     <w:p>
@@ -12784,19 +12592,7 @@
         <w:t xml:space="preserve">City of Springfield</w:t>
       </w:r>
       <w:r>
-        <w:t xml:space="preserve">, No. 2:10-CV</w:t>
-      </w:r>
-      <w:r>
-        <w:noBreakHyphen/>
-      </w:r>
-      <w:r>
-        <w:t xml:space="preserve">04036-NKL2010, WL 3526208, at *5</w:t>
-      </w:r>
-      <w:r>
-        <w:noBreakHyphen/>
-      </w:r>
-      <w:r>
-        <w:t xml:space="preserve">6 (W.D. Mo. Sept. 3, 2010), and because Appellants’ interests are more than attenuated, slight, or remote.</w:t>
+        <w:t xml:space="preserve">, No. 2:10-CV-⁠04036-NKL2010, WL 3526208, at *5-⁠6 (W.D. Mo. Sept. 3, 2010), and because Appellants’ interests are more than attenuated, slight, or remote.</w:t>
       </w:r>
       <w:r>
         <w:t xml:space="preserve"> </w:t>
@@ -12823,13 +12619,7 @@
         <w:t xml:space="preserve">v. City of Ferguson</w:t>
       </w:r>
       <w:r>
-        <w:t xml:space="preserve">, 354 S.W.3d 620, 622</w:t>
-      </w:r>
-      <w:r>
-        <w:noBreakHyphen/>
-      </w:r>
-      <w:r>
-        <w:t xml:space="preserve">23 (Mo. banc 2011).</w:t>
+        <w:t xml:space="preserve">, 354 S.W.3d 620, 622-⁠23 (Mo. banc 2011).</w:t>
       </w:r>
     </w:p>
     <w:p>
@@ -13124,13 +12914,7 @@
         <w:pStyle w:val="BodyText"/>
       </w:pPr>
       <w:r>
-        <w:t xml:space="preserve">The record is undisputed that Appellants were investigated and found by Respondent MEC to have violated the statutes. L.F. 19, 24, 50. Further, Geier has testified that he has found the enforcement to burden and chill his speech. L.F. 160</w:t>
-      </w:r>
-      <w:r>
-        <w:noBreakHyphen/>
-      </w:r>
-      <w:r>
-        <w:t xml:space="preserve">161. Appellants’ fear of future enforcement of the statutes is reasonable given the past enforcement, and thus Appellants have standing insofar as they have shown a chilling of their speech through prospective self-censorship. See, e.g.,</w:t>
+        <w:t xml:space="preserve">The record is undisputed that Appellants were investigated and found by Respondent MEC to have violated the statutes. L.F. 19, 24, 50. Further, Geier has testified that he has found the enforcement to burden and chill his speech. L.F. 160-⁠161. Appellants’ fear of future enforcement of the statutes is reasonable given the past enforcement, and thus Appellants have standing insofar as they have shown a chilling of their speech through prospective self-censorship. See, e.g.,</w:t>
       </w:r>
       <w:r>
         <w:t xml:space="preserve"> </w:t>
@@ -13229,13 +13013,7 @@
         <w:pStyle w:val="BodyText"/>
       </w:pPr>
       <w:r>
-        <w:t xml:space="preserve">L.F. 640</w:t>
-      </w:r>
-      <w:r>
-        <w:noBreakHyphen/>
-      </w:r>
-      <w:r>
-        <w:t xml:space="preserve">642.</w:t>
+        <w:t xml:space="preserve">L.F. 640-⁠642.</w:t>
       </w:r>
     </w:p>
     <w:p>
@@ -13506,13 +13284,7 @@
         <w:t xml:space="preserve">Swanson</w:t>
       </w:r>
       <w:r>
-        <w:t xml:space="preserve">, 692 F.3d at 874</w:t>
-      </w:r>
-      <w:r>
-        <w:noBreakHyphen/>
-      </w:r>
-      <w:r>
-        <w:t xml:space="preserve">7. None of the State’s rationales for its regulatory burden—informed decisions by voters about political candidates and messages, or corporate accountability to shareholders for political expenditures—is logically connected to the mere potentiality of speech in the absence of actual speech.</w:t>
+        <w:t xml:space="preserve">, 692 F.3d at 874-⁠7. None of the State’s rationales for its regulatory burden—informed decisions by voters about political candidates and messages, or corporate accountability to shareholders for political expenditures—is logically connected to the mere potentiality of speech in the absence of actual speech.</w:t>
       </w:r>
     </w:p>
     <w:p>
@@ -13528,13 +13300,7 @@
         <w:pStyle w:val="BodyText"/>
       </w:pPr>
       <w:r>
-        <w:t xml:space="preserve">Appellants also suggest here for two reasons that they need not delve here into the contours of what constitutes quid pro quo corruption. The first reason is that MEC cannot articulate any kind of actual or potential corruption by Appellants in the context of inactivity. The second reason is that Appellants engaged many years ago in ballot initiative advocacy, and so it is logically difficult to articulate even the barest of “governmental rewards” that Appellants could theoretically promise for their 2011 inactivity. See, e.g., Order and Opinion granting Plaintiff’s Motion for Temporary Restraining Order, Missourians for Fiscal Accountability v. Klahr, 2:14-cv</w:t>
-      </w:r>
-      <w:r>
-        <w:noBreakHyphen/>
-      </w:r>
-      <w:r>
-        <w:t xml:space="preserve">4287 [Doc. 9] (United States District Court for the Western District of Missouri, 11/02/2014) (Smith, Ortrie D., J.) Appdx. at A40.</w:t>
+        <w:t xml:space="preserve">Appellants also suggest here for two reasons that they need not delve here into the contours of what constitutes quid pro quo corruption. The first reason is that MEC cannot articulate any kind of actual or potential corruption by Appellants in the context of inactivity. The second reason is that Appellants engaged many years ago in ballot initiative advocacy, and so it is logically difficult to articulate even the barest of “governmental rewards” that Appellants could theoretically promise for their 2011 inactivity. See, e.g., Order and Opinion granting Plaintiff’s Motion for Temporary Restraining Order, Missourians for Fiscal Accountability v. Klahr, 2:14-cv-⁠4287 [Doc. 9] (United States District Court for the Western District of Missouri, 11/02/2014) (Smith, Ortrie D., J.) Appdx. at A40.</w:t>
       </w:r>
     </w:p>
     <w:p>
@@ -13568,13 +13334,7 @@
         <w:t xml:space="preserve">Citizens United</w:t>
       </w:r>
       <w:r>
-        <w:t xml:space="preserve">, 558 U.S. at 340</w:t>
-      </w:r>
-      <w:r>
-        <w:noBreakHyphen/>
-      </w:r>
-      <w:r>
-        <w:t xml:space="preserve">341. The Court’s focus should not be on the form: PAC v. Association, for example, but instead should be focused on the statutory reporting requirements themselves in the absence of speech (and related money) itself. Distinguishing the identity of a non-speaker as a PAC or a corporation or a person serves no logical end. As such</w:t>
+        <w:t xml:space="preserve">, 558 U.S. at 340-⁠341. The Court’s focus should not be on the form: PAC v. Association, for example, but instead should be focused on the statutory reporting requirements themselves in the absence of speech (and related money) itself. Distinguishing the identity of a non-speaker as a PAC or a corporation or a person serves no logical end. As such</w:t>
       </w:r>
       <w:r>
         <w:t xml:space="preserve"> </w:t>
@@ -13666,19 +13426,7 @@
         <w:t xml:space="preserve">v. Town of Fountain Hills</w:t>
       </w:r>
       <w:r>
-        <w:t xml:space="preserve">, No. CV</w:t>
-      </w:r>
-      <w:r>
-        <w:noBreakHyphen/>
-      </w:r>
-      <w:r>
-        <w:t xml:space="preserve">11</w:t>
-      </w:r>
-      <w:r>
-        <w:noBreakHyphen/>
-      </w:r>
-      <w:r>
-        <w:t xml:space="preserve">02097-PHX-JAT, 2014 WL 6883063, at *1 (D. Ariz. Dec. 5, 2014).</w:t>
+        <w:t xml:space="preserve">, No. CV-⁠11-⁠02097-PHX-JAT, 2014 WL 6883063, at *1 (D. Ariz. Dec. 5, 2014).</w:t>
       </w:r>
       <w:r>
         <w:t xml:space="preserve"> </w:t>
@@ -13862,13 +13610,7 @@
         <w:pStyle w:val="BodyText"/>
       </w:pPr>
       <w:r>
-        <w:t xml:space="preserve">558 U.S. 340</w:t>
-      </w:r>
-      <w:r>
-        <w:noBreakHyphen/>
-      </w:r>
-      <w:r>
-        <w:t xml:space="preserve">41 [internal citations omitted].</w:t>
+        <w:t xml:space="preserve">558 U.S. 340-⁠41 [internal citations omitted].</w:t>
       </w:r>
     </w:p>
     <w:p>
@@ -13892,13 +13634,7 @@
         <w:t xml:space="preserve"> </w:t>
       </w:r>
       <w:r>
-        <w:t xml:space="preserve">court observed the above even while making the observation that “PACs are burdensome”, 558 U.S. at 337, and that in the context of corporations as speakers that “a corporation may not be able to establish a PAC in time to make its views known regarding candidates and issues in a current campaign” because “PACs … must exist before they can speak.” 448 U.S. at 338</w:t>
-      </w:r>
-      <w:r>
-        <w:noBreakHyphen/>
-      </w:r>
-      <w:r>
-        <w:t xml:space="preserve">339.</w:t>
+        <w:t xml:space="preserve">court observed the above even while making the observation that “PACs are burdensome”, 558 U.S. at 337, and that in the context of corporations as speakers that “a corporation may not be able to establish a PAC in time to make its views known regarding candidates and issues in a current campaign” because “PACs … must exist before they can speak.” 448 U.S. at 338-⁠339.</w:t>
       </w:r>
     </w:p>
     <w:p>
@@ -13906,13 +13642,7 @@
         <w:pStyle w:val="BodyText"/>
       </w:pPr>
       <w:r>
-        <w:t xml:space="preserve">Here, the record reflects that the Stop Now! PAC was created by a group of individuals, not corporations. L.F. 111</w:t>
-      </w:r>
-      <w:r>
-        <w:noBreakHyphen/>
-      </w:r>
-      <w:r>
-        <w:t xml:space="preserve">113. But, in the context of no activity, once a PAC is silent, how is it different from any other group of individuals or corporations, such as the two farmers in</w:t>
+        <w:t xml:space="preserve">Here, the record reflects that the Stop Now! PAC was created by a group of individuals, not corporations. L.F. 111-⁠113. But, in the context of no activity, once a PAC is silent, how is it different from any other group of individuals or corporations, such as the two farmers in</w:t>
       </w:r>
       <w:r>
         <w:t xml:space="preserve"> </w:t>
@@ -13938,13 +13668,7 @@
         <w:t xml:space="preserve">Citizens United</w:t>
       </w:r>
       <w:r>
-        <w:t xml:space="preserve">, 558 U.S. at 338</w:t>
-      </w:r>
-      <w:r>
-        <w:noBreakHyphen/>
-      </w:r>
-      <w:r>
-        <w:t xml:space="preserve">339. There can be in this context no waiver of First Amendment</w:t>
+        <w:t xml:space="preserve">, 558 U.S. at 338-⁠339. There can be in this context no waiver of First Amendment</w:t>
       </w:r>
       <w:r>
         <w:t xml:space="preserve"> </w:t>
@@ -15270,13 +14994,7 @@
         <w:t xml:space="preserve"> </w:t>
       </w:r>
       <w:r>
-        <w:t xml:space="preserve">and made that objection continuing, L.F. 174</w:t>
-      </w:r>
-      <w:r>
-        <w:noBreakHyphen/>
-      </w:r>
-      <w:r>
-        <w:t xml:space="preserve">175. Appellants, as the accused persons in the enforcement hearing, had standing to challenge the ban.</w:t>
+        <w:t xml:space="preserve">and made that objection continuing, L.F. 174-⁠175. Appellants, as the accused persons in the enforcement hearing, had standing to challenge the ban.</w:t>
       </w:r>
     </w:p>
     <w:p>
@@ -15373,13 +15091,7 @@
         <w:t xml:space="preserve">v. Missouri</w:t>
       </w:r>
       <w:r>
-        <w:t xml:space="preserve">, ___ U.S. ___, No. 13</w:t>
-      </w:r>
-      <w:r>
-        <w:noBreakHyphen/>
-      </w:r>
-      <w:r>
-        <w:t xml:space="preserve">1166 (cert. denied June 30, 2014). The meaning of open courts continues to be a Missouri legal controversy generally. Cf.</w:t>
+        <w:t xml:space="preserve">, ___ U.S. ___, No. 13-⁠1166 (cert. denied June 30, 2014). The meaning of open courts continues to be a Missouri legal controversy generally. Cf.</w:t>
       </w:r>
       <w:r>
         <w:t xml:space="preserve"> </w:t>
@@ -15610,13 +15322,7 @@
         <w:t xml:space="preserve"> </w:t>
       </w:r>
       <w:r>
-        <w:t xml:space="preserve">1, 6</w:t>
-      </w:r>
-      <w:r>
-        <w:noBreakHyphen/>
-      </w:r>
-      <w:r>
-        <w:t xml:space="preserve">13 (1986):</w:t>
+        <w:t xml:space="preserve">1, 6-⁠13 (1986):</w:t>
       </w:r>
     </w:p>
     <w:p>
@@ -15746,13 +15452,7 @@
         <w:t xml:space="preserve">v. Superior Ct.</w:t>
       </w:r>
       <w:r>
-        <w:t xml:space="preserve">, 457 U. S. 596, 605</w:t>
-      </w:r>
-      <w:r>
-        <w:noBreakHyphen/>
-      </w:r>
-      <w:r>
-        <w:t xml:space="preserve">606 (1982). Unlike criminal trials themselves, which have ancient English origins</w:t>
+        <w:t xml:space="preserve">, 457 U. S. 596, 605-⁠606 (1982). Unlike criminal trials themselves, which have ancient English origins</w:t>
       </w:r>
       <w:r>
         <w:rPr>
@@ -15906,13 +15606,7 @@
         <w:t xml:space="preserve">Richmond Newspapers</w:t>
       </w:r>
       <w:r>
-        <w:t xml:space="preserve">, 448 U.S. at 596</w:t>
-      </w:r>
-      <w:r>
-        <w:noBreakHyphen/>
-      </w:r>
-      <w:r>
-        <w:t xml:space="preserve">597</w:t>
+        <w:t xml:space="preserve">, 448 U.S. at 596-⁠597</w:t>
       </w:r>
     </w:p>
     <w:p>
@@ -16923,13 +16617,7 @@
         <w:t xml:space="preserve"> </w:t>
       </w:r>
       <w:r>
-        <w:t xml:space="preserve">claims for relief in their petition as interlineated, L.F. 655</w:t>
-      </w:r>
-      <w:r>
-        <w:noBreakHyphen/>
-      </w:r>
-      <w:r>
-        <w:t xml:space="preserve">674, as well as their 42 U.S.C. 1988</w:t>
+        <w:t xml:space="preserve">claims for relief in their petition as interlineated, L.F. 655-⁠674, as well as their 42 U.S.C. 1988</w:t>
       </w:r>
       <w:r>
         <w:t xml:space="preserve"> </w:t>
@@ -18573,19 +18261,7 @@
         <w:pStyle w:val="BodyText"/>
       </w:pPr>
       <w:r>
-        <w:t xml:space="preserve">Appellants’ final point addresses whether, if there is to be a finding of wrong doing, whether the wrongdoing is to be attributable to the PAC alone or the PAC and the Treasurer, and, if the Treasurer is to be included, whether the Treasurer is to be responsible in his capacity as an individual or only in his capacity as a Treasurer. The AHC found both the PAC and Geier responsible, and made him responsible in his personal capacity, L.F. 557</w:t>
-      </w:r>
-      <w:r>
-        <w:noBreakHyphen/>
-      </w:r>
-      <w:r>
-        <w:t xml:space="preserve">558. So did the Circuit Court. L.F. 715</w:t>
-      </w:r>
-      <w:r>
-        <w:noBreakHyphen/>
-      </w:r>
-      <w:r>
-        <w:t xml:space="preserve">716.</w:t>
+        <w:t xml:space="preserve">Appellants’ final point addresses whether, if there is to be a finding of wrong doing, whether the wrongdoing is to be attributable to the PAC alone or the PAC and the Treasurer, and, if the Treasurer is to be included, whether the Treasurer is to be responsible in his capacity as an individual or only in his capacity as a Treasurer. The AHC found both the PAC and Geier responsible, and made him responsible in his personal capacity, L.F. 557-⁠558. So did the Circuit Court. L.F. 715-⁠716.</w:t>
       </w:r>
     </w:p>
     <w:p>
@@ -18593,19 +18269,7 @@
         <w:pStyle w:val="BodyText"/>
       </w:pPr>
       <w:r>
-        <w:t xml:space="preserve">These are questions of statutory interpretation. If the Court finds the statute on its face or as applied here to be unenforceable, then this question is moot. Otherwise it goes to the real world harms that Geier has suffered as a licensed accountant who has been found liable to have violated the state statute. L.F. 24, 50, 385</w:t>
-      </w:r>
-      <w:r>
-        <w:noBreakHyphen/>
-      </w:r>
-      <w:r>
-        <w:t xml:space="preserve">386, 593</w:t>
-      </w:r>
-      <w:r>
-        <w:noBreakHyphen/>
-      </w:r>
-      <w:r>
-        <w:t xml:space="preserve">594. (It also goes to whether Geier would have been personally responsible to pay any fine, had a fine been imposed – or if he will be responsible for any fines should criminal process begin).</w:t>
+        <w:t xml:space="preserve">These are questions of statutory interpretation. If the Court finds the statute on its face or as applied here to be unenforceable, then this question is moot. Otherwise it goes to the real world harms that Geier has suffered as a licensed accountant who has been found liable to have violated the state statute. L.F. 24, 50, 385-⁠386, 593-⁠594. (It also goes to whether Geier would have been personally responsible to pay any fine, had a fine been imposed – or if he will be responsible for any fines should criminal process begin).</w:t>
       </w:r>
     </w:p>
     <w:p>
@@ -19283,11 +18947,7 @@
               <w:t xml:space="preserve"> </w:t>
             </w:r>
             <w:r>
-              <w:t xml:space="preserve">314</w:t>
-              <w:noBreakHyphen/>
-              <w:t xml:space="preserve">721</w:t>
-              <w:noBreakHyphen/>
-              <w:t xml:space="preserve">1698</w:t>
+              <w:t xml:space="preserve">314-⁠721-⁠1698</w:t>
             </w:r>
           </w:p>
           <w:p>
@@ -19303,11 +18963,7 @@
               <w:t xml:space="preserve"> </w:t>
             </w:r>
             <w:r>
-              <w:t xml:space="preserve">314</w:t>
-              <w:noBreakHyphen/>
-              <w:t xml:space="preserve">726</w:t>
-              <w:noBreakHyphen/>
-              <w:t xml:space="preserve">2322</w:t>
+              <w:t xml:space="preserve">314-⁠726-⁠2322</w:t>
             </w:r>
           </w:p>
           <w:p>
@@ -19458,9 +19114,7 @@
               <w:t xml:space="preserve"> </w:t>
             </w:r>
             <w:r>
-              <w:t xml:space="preserve">63105</w:t>
-              <w:noBreakHyphen/>
-              <w:t xml:space="preserve">1941</w:t>
+              <w:t xml:space="preserve">63105-⁠1941</w:t>
             </w:r>
           </w:p>
           <w:p>
@@ -19486,11 +19140,7 @@
               <w:t xml:space="preserve"> </w:t>
             </w:r>
             <w:r>
-              <w:t xml:space="preserve">314</w:t>
-              <w:noBreakHyphen/>
-              <w:t xml:space="preserve">727</w:t>
-              <w:noBreakHyphen/>
-              <w:t xml:space="preserve">4473</w:t>
+              <w:t xml:space="preserve">314-⁠727-⁠4473</w:t>
             </w:r>
           </w:p>
           <w:p>
@@ -19506,11 +19156,7 @@
               <w:t xml:space="preserve"> </w:t>
             </w:r>
             <w:r>
-              <w:t xml:space="preserve">314</w:t>
-              <w:noBreakHyphen/>
-              <w:t xml:space="preserve">809</w:t>
-              <w:noBreakHyphen/>
-              <w:t xml:space="preserve">2343</w:t>
+              <w:t xml:space="preserve">314-⁠809-⁠2343</w:t>
             </w:r>
           </w:p>
         </w:tc>
@@ -20639,7 +20285,7 @@
     <w:qFormat/>
     <w:pPr>
       <w:keepLines/>
-      <w:spacing w:before="0" w:after="140" w:line="299" w:lineRule="exact"/>
+      <w:spacing w:before="23" w:after="140" w:line="299" w:lineRule="exact"/>
     </w:pPr>
     <w:rPr>
       <w:sz w:val="26"/>
